--- a/public/templates-zapsign-docx/contrato-honorarios.docx
+++ b/public/templates-zapsign-docx/contrato-honorarios.docx
@@ -3348,315 +3348,6 @@
           <w:lang w:val="pt-BR"/>
         </w:rPr>
         <w:t>CONTRATANTE</w:t>
-      </w:r>
-    </w:p>
-    <w:p>
-      <w:pPr>
-        <w:adjustRightInd w:val="0"/>
-        <w:ind w:right="-1"/>
-        <w:rPr>
-          <w:rFonts w:cs="Calibri"/>
-          <w:b/>
-          <w:bCs/>
-          <w:sz w:val="20"/>
-          <w:szCs w:val="20"/>
-          <w:lang w:val="pt-BR"/>
-        </w:rPr>
-      </w:pPr>
-    </w:p>
-    <w:p>
-      <w:pPr>
-        <w:pStyle w:val="NormalWeb"/>
-        <w:spacing w:before="0" w:beforeAutospacing="0" w:after="0" w:afterAutospacing="0"/>
-        <w:ind w:right="17"/>
-        <w:jc w:val="both"/>
-        <w:rPr>
-          <w:rFonts w:ascii="Calibri" w:hAnsi="Calibri" w:cs="Calibri"/>
-          <w:bCs/>
-          <w:sz w:val="20"/>
-          <w:szCs w:val="20"/>
-        </w:rPr>
-      </w:pPr>
-      <w:r>
-        <w:rPr>
-          <w:rFonts w:ascii="Calibri" w:hAnsi="Calibri" w:cs="Calibri"/>
-          <w:bCs/>
-          <w:sz w:val="20"/>
-          <w:szCs w:val="20"/>
-        </w:rPr>
-        <w:t>____________________________________</w:t>
-      </w:r>
-      <w:r>
-        <w:rPr>
-          <w:rFonts w:ascii="Calibri" w:hAnsi="Calibri" w:cs="Calibri"/>
-          <w:bCs/>
-          <w:sz w:val="20"/>
-          <w:szCs w:val="20"/>
-        </w:rPr>
-        <w:t>________</w:t>
-      </w:r>
-      <w:r>
-        <w:rPr>
-          <w:rFonts w:ascii="Calibri" w:hAnsi="Calibri" w:cs="Calibri"/>
-          <w:bCs/>
-          <w:sz w:val="20"/>
-          <w:szCs w:val="20"/>
-        </w:rPr>
-        <w:t>________</w:t>
-      </w:r>
-    </w:p>
-    <w:p>
-      <w:pPr>
-        <w:pStyle w:val="NormalWeb"/>
-        <w:spacing w:before="0" w:beforeAutospacing="0" w:after="0" w:afterAutospacing="0"/>
-        <w:ind w:right="17"/>
-        <w:jc w:val="both"/>
-        <w:rPr>
-          <w:rFonts w:ascii="Calibri" w:hAnsi="Calibri" w:cs="Calibri"/>
-          <w:b/>
-          <w:bCs/>
-          <w:sz w:val="20"/>
-          <w:szCs w:val="20"/>
-        </w:rPr>
-      </w:pPr>
-      <w:r>
-        <w:rPr>
-          <w:rFonts w:ascii="Calibri" w:hAnsi="Calibri" w:cs="Calibri"/>
-          <w:b/>
-          <w:bCs/>
-          <w:sz w:val="20"/>
-          <w:szCs w:val="20"/>
-        </w:rPr>
-        <w:t>ANDREY AUGUSTO BENTES RAMOS - CONTRATADO</w:t>
-      </w:r>
-    </w:p>
-    <w:p>
-      <w:pPr>
-        <w:pStyle w:val="NormalWeb"/>
-        <w:spacing w:before="0" w:beforeAutospacing="0" w:after="0" w:afterAutospacing="0"/>
-        <w:ind w:right="17"/>
-        <w:jc w:val="both"/>
-        <w:rPr>
-          <w:rFonts w:ascii="Calibri" w:hAnsi="Calibri" w:cs="Calibri"/>
-          <w:b/>
-          <w:bCs/>
-          <w:sz w:val="20"/>
-          <w:szCs w:val="20"/>
-        </w:rPr>
-      </w:pPr>
-      <w:r>
-        <w:rPr>
-          <w:rFonts w:ascii="Calibri" w:hAnsi="Calibri" w:cs="Calibri"/>
-          <w:b/>
-          <w:bCs/>
-          <w:sz w:val="20"/>
-          <w:szCs w:val="20"/>
-        </w:rPr>
-        <w:t>OAB/AM 7.526</w:t>
-      </w:r>
-    </w:p>
-    <w:p>
-      <w:pPr>
-        <w:pStyle w:val="NormalWeb"/>
-        <w:spacing w:before="0" w:beforeAutospacing="0" w:after="0" w:afterAutospacing="0"/>
-        <w:ind w:right="17"/>
-        <w:jc w:val="both"/>
-        <w:rPr>
-          <w:rFonts w:ascii="Calibri" w:hAnsi="Calibri" w:cs="Calibri"/>
-          <w:b/>
-          <w:sz w:val="20"/>
-          <w:szCs w:val="20"/>
-        </w:rPr>
-      </w:pPr>
-    </w:p>
-    <w:p>
-      <w:pPr>
-        <w:pStyle w:val="NormalWeb"/>
-        <w:spacing w:before="0" w:beforeAutospacing="0" w:after="0" w:afterAutospacing="0"/>
-        <w:ind w:right="17"/>
-        <w:jc w:val="both"/>
-        <w:rPr>
-          <w:rFonts w:ascii="Calibri" w:hAnsi="Calibri" w:cs="Calibri"/>
-          <w:sz w:val="20"/>
-          <w:szCs w:val="20"/>
-        </w:rPr>
-      </w:pPr>
-      <w:r>
-        <w:rPr>
-          <w:rFonts w:ascii="Calibri" w:hAnsi="Calibri" w:cs="Calibri"/>
-          <w:sz w:val="20"/>
-          <w:szCs w:val="20"/>
-        </w:rPr>
-        <w:t>____________________________________________</w:t>
-      </w:r>
-      <w:r>
-        <w:rPr>
-          <w:rFonts w:ascii="Calibri" w:hAnsi="Calibri" w:cs="Calibri"/>
-          <w:sz w:val="20"/>
-          <w:szCs w:val="20"/>
-        </w:rPr>
-        <w:t>________</w:t>
-      </w:r>
-    </w:p>
-    <w:p>
-      <w:pPr>
-        <w:pStyle w:val="NormalWeb"/>
-        <w:spacing w:before="0" w:beforeAutospacing="0" w:after="0" w:afterAutospacing="0"/>
-        <w:ind w:right="17"/>
-        <w:jc w:val="both"/>
-        <w:rPr>
-          <w:rFonts w:ascii="Calibri" w:hAnsi="Calibri" w:cs="Calibri"/>
-          <w:b/>
-          <w:sz w:val="20"/>
-          <w:szCs w:val="20"/>
-        </w:rPr>
-      </w:pPr>
-      <w:r>
-        <w:rPr>
-          <w:rFonts w:ascii="Calibri" w:hAnsi="Calibri" w:cs="Calibri"/>
-          <w:b/>
-          <w:sz w:val="20"/>
-          <w:szCs w:val="20"/>
-        </w:rPr>
-        <w:t>GUSTAVO DA SILVA GRILLO - CONTRATADO</w:t>
-      </w:r>
-    </w:p>
-    <w:p>
-      <w:pPr>
-        <w:pStyle w:val="NormalWeb"/>
-        <w:spacing w:before="0" w:beforeAutospacing="0" w:after="0" w:afterAutospacing="0"/>
-        <w:ind w:right="17"/>
-        <w:jc w:val="both"/>
-        <w:rPr>
-          <w:rFonts w:ascii="Calibri" w:hAnsi="Calibri" w:cs="Calibri"/>
-          <w:b/>
-          <w:sz w:val="20"/>
-          <w:szCs w:val="20"/>
-        </w:rPr>
-      </w:pPr>
-      <w:r>
-        <w:rPr>
-          <w:rFonts w:ascii="Calibri" w:hAnsi="Calibri" w:cs="Calibri"/>
-          <w:b/>
-          <w:sz w:val="20"/>
-          <w:szCs w:val="20"/>
-        </w:rPr>
-        <w:t>OAB/AM 7.883</w:t>
-      </w:r>
-    </w:p>
-    <w:p>
-      <w:pPr>
-        <w:pStyle w:val="NormalWeb"/>
-        <w:spacing w:before="0" w:beforeAutospacing="0" w:after="0" w:afterAutospacing="0"/>
-        <w:ind w:right="17"/>
-        <w:jc w:val="both"/>
-        <w:rPr>
-          <w:rFonts w:ascii="Calibri" w:hAnsi="Calibri" w:cs="Calibri"/>
-          <w:b/>
-          <w:sz w:val="20"/>
-          <w:szCs w:val="20"/>
-        </w:rPr>
-      </w:pPr>
-    </w:p>
-    <w:p>
-      <w:pPr>
-        <w:pStyle w:val="NormalWeb"/>
-        <w:spacing w:before="0" w:beforeAutospacing="0" w:after="0" w:afterAutospacing="0"/>
-        <w:ind w:right="17"/>
-        <w:jc w:val="both"/>
-        <w:rPr>
-          <w:rFonts w:ascii="Calibri" w:hAnsi="Calibri" w:cs="Calibri"/>
-          <w:b/>
-          <w:sz w:val="20"/>
-          <w:szCs w:val="20"/>
-        </w:rPr>
-      </w:pPr>
-      <w:r>
-        <w:rPr>
-          <w:rFonts w:ascii="Calibri" w:hAnsi="Calibri" w:cs="Calibri"/>
-          <w:b/>
-          <w:sz w:val="20"/>
-          <w:szCs w:val="20"/>
-        </w:rPr>
-        <w:t>Testemunhas:</w:t>
-      </w:r>
-    </w:p>
-    <w:p>
-      <w:pPr>
-        <w:pStyle w:val="NormalWeb"/>
-        <w:spacing w:before="0" w:beforeAutospacing="0" w:after="0" w:afterAutospacing="0"/>
-        <w:ind w:right="17"/>
-        <w:jc w:val="both"/>
-        <w:rPr>
-          <w:rFonts w:ascii="Calibri" w:hAnsi="Calibri" w:cs="Calibri"/>
-          <w:b/>
-          <w:sz w:val="20"/>
-          <w:szCs w:val="20"/>
-        </w:rPr>
-      </w:pPr>
-    </w:p>
-    <w:p>
-      <w:pPr>
-        <w:pStyle w:val="NormalWeb"/>
-        <w:spacing w:before="0" w:beforeAutospacing="0" w:after="0" w:afterAutospacing="0"/>
-        <w:ind w:right="17"/>
-        <w:jc w:val="both"/>
-        <w:rPr>
-          <w:rFonts w:ascii="Calibri" w:hAnsi="Calibri" w:cs="Calibri"/>
-          <w:sz w:val="20"/>
-          <w:szCs w:val="20"/>
-        </w:rPr>
-      </w:pPr>
-      <w:r>
-        <w:rPr>
-          <w:rFonts w:ascii="Calibri" w:hAnsi="Calibri" w:cs="Calibri"/>
-          <w:sz w:val="20"/>
-          <w:szCs w:val="20"/>
-        </w:rPr>
-        <w:t xml:space="preserve"> __________________________________________________________________    </w:t>
-      </w:r>
-    </w:p>
-    <w:p>
-      <w:pPr>
-        <w:pStyle w:val="NormalWeb"/>
-        <w:spacing w:before="0" w:beforeAutospacing="0" w:after="0" w:afterAutospacing="0"/>
-        <w:ind w:right="17"/>
-        <w:jc w:val="both"/>
-        <w:rPr>
-          <w:rFonts w:ascii="Calibri" w:hAnsi="Calibri" w:cs="Calibri"/>
-          <w:sz w:val="20"/>
-          <w:szCs w:val="20"/>
-        </w:rPr>
-      </w:pPr>
-    </w:p>
-    <w:p>
-      <w:pPr>
-        <w:pStyle w:val="NormalWeb"/>
-        <w:spacing w:before="0" w:beforeAutospacing="0" w:after="0" w:afterAutospacing="0"/>
-        <w:ind w:right="17"/>
-        <w:jc w:val="both"/>
-        <w:rPr>
-          <w:rFonts w:ascii="Calibri" w:hAnsi="Calibri" w:cs="Calibri"/>
-          <w:b/>
-          <w:sz w:val="20"/>
-          <w:szCs w:val="20"/>
-        </w:rPr>
-      </w:pPr>
-      <w:r>
-        <w:rPr>
-          <w:rFonts w:ascii="Calibri" w:hAnsi="Calibri" w:cs="Calibri"/>
-          <w:sz w:val="20"/>
-          <w:szCs w:val="20"/>
-        </w:rPr>
-        <w:t>__________________________________________________________________</w:t>
-      </w:r>
-      <w:r>
-        <w:rPr>
-          <w:rFonts w:ascii="Calibri" w:hAnsi="Calibri" w:cs="Calibri"/>
-          <w:sz w:val="20"/>
-          <w:szCs w:val="20"/>
-        </w:rPr>
-        <w:t>_</w:t>
       </w:r>
     </w:p>
     <w:sectPr>
